--- a/Files/06 - Yom Tov/15 - Chanukah/5785/Chanukah 5785.docx
+++ b/Files/06 - Yom Tov/15 - Chanukah/5785/Chanukah 5785.docx
@@ -785,7 +785,7 @@
         <w:rPr>
           <w:rFonts w:asciiTheme="majorBidi" w:hAnsiTheme="majorBidi" w:cstheme="majorBidi"/>
         </w:rPr>
-        <w:t>grant us</w:t>
+        <w:t xml:space="preserve">grant us </w:t>
       </w:r>
       <w:r>
         <w:rPr>

--- a/Files/06 - Yom Tov/15 - Chanukah/5785/Chanukah 5785.docx
+++ b/Files/06 - Yom Tov/15 - Chanukah/5785/Chanukah 5785.docx
@@ -218,7 +218,7 @@
           <w:rFonts w:asciiTheme="majorBidi" w:hAnsiTheme="majorBidi" w:cstheme="majorBidi"/>
           <w:rtl/>
         </w:rPr>
-        <w:t>ש"ס</w:t>
+        <w:t>ש״ס</w:t>
       </w:r>
       <w:r>
         <w:rPr>

--- a/Files/06 - Yom Tov/15 - Chanukah/5785/Chanukah 5785.docx
+++ b/Files/06 - Yom Tov/15 - Chanukah/5785/Chanukah 5785.docx
@@ -5,12 +5,12 @@
     <w:p>
       <w:pPr>
         <w:rPr>
-          <w:rFonts w:asciiTheme="majorBidi" w:hAnsiTheme="majorBidi" w:cstheme="majorBidi"/>
+          <w:rFonts w:ascii="Times New Roman" w:hAnsi="Times New Roman" w:cs="Times New Roman"/>
         </w:rPr>
       </w:pPr>
       <w:r>
         <w:rPr>
-          <w:rFonts w:asciiTheme="majorBidi" w:hAnsiTheme="majorBidi" w:cstheme="majorBidi"/>
+          <w:rFonts w:ascii="Times New Roman" w:hAnsi="Times New Roman" w:cs="Times New Roman"/>
         </w:rPr>
         <w:t>Chanukah 5785</w:t>
       </w:r>
@@ -19,71 +19,71 @@
       <w:pPr>
         <w:jc w:val="both"/>
         <w:rPr>
-          <w:rFonts w:asciiTheme="majorBidi" w:hAnsiTheme="majorBidi" w:cstheme="majorBidi"/>
+          <w:rFonts w:ascii="Times New Roman" w:hAnsi="Times New Roman" w:cs="Times New Roman"/>
         </w:rPr>
       </w:pPr>
       <w:r>
         <w:rPr>
-          <w:rFonts w:asciiTheme="majorBidi" w:hAnsiTheme="majorBidi" w:cstheme="majorBidi"/>
+          <w:rFonts w:ascii="Times New Roman" w:hAnsi="Times New Roman" w:cs="Times New Roman"/>
           <w:rtl/>
         </w:rPr>
         <w:t>לכבוד חנוכה</w:t>
       </w:r>
       <w:r>
         <w:rPr>
-          <w:rFonts w:asciiTheme="majorBidi" w:hAnsiTheme="majorBidi" w:cstheme="majorBidi"/>
+          <w:rFonts w:ascii="Times New Roman" w:hAnsi="Times New Roman" w:cs="Times New Roman"/>
         </w:rPr>
         <w:t xml:space="preserve">, and </w:t>
       </w:r>
       <w:r>
         <w:rPr>
-          <w:rFonts w:asciiTheme="majorBidi" w:hAnsiTheme="majorBidi" w:cstheme="majorBidi"/>
+          <w:rFonts w:ascii="Times New Roman" w:hAnsi="Times New Roman" w:cs="Times New Roman"/>
           <w:rtl/>
         </w:rPr>
         <w:t>לעילוי נשמת רב צבי בן אלכסנדר הכהן הי״ד</w:t>
       </w:r>
       <w:r>
         <w:rPr>
-          <w:rFonts w:asciiTheme="majorBidi" w:hAnsiTheme="majorBidi" w:cstheme="majorBidi"/>
+          <w:rFonts w:ascii="Times New Roman" w:hAnsi="Times New Roman" w:cs="Times New Roman"/>
         </w:rPr>
         <w:t xml:space="preserve">, the man who was tragically killed in Abu Dhabi, we are learning now </w:t>
       </w:r>
       <w:r>
         <w:rPr>
-          <w:rFonts w:asciiTheme="majorBidi" w:hAnsiTheme="majorBidi" w:cstheme="majorBidi"/>
+          <w:rFonts w:ascii="Times New Roman" w:hAnsi="Times New Roman" w:cs="Times New Roman"/>
           <w:rtl/>
         </w:rPr>
         <w:t>לעילוי נשמתו</w:t>
       </w:r>
       <w:r>
         <w:rPr>
-          <w:rFonts w:asciiTheme="majorBidi" w:hAnsiTheme="majorBidi" w:cstheme="majorBidi"/>
+          <w:rFonts w:ascii="Times New Roman" w:hAnsi="Times New Roman" w:cs="Times New Roman"/>
         </w:rPr>
         <w:t xml:space="preserve">, and also for all those who need a </w:t>
       </w:r>
       <w:r>
         <w:rPr>
-          <w:rFonts w:asciiTheme="majorBidi" w:hAnsiTheme="majorBidi" w:cstheme="majorBidi"/>
+          <w:rFonts w:ascii="Times New Roman" w:hAnsi="Times New Roman" w:cs="Times New Roman"/>
           <w:rtl/>
         </w:rPr>
         <w:t>רפואה שלמה</w:t>
       </w:r>
       <w:r>
         <w:rPr>
-          <w:rFonts w:asciiTheme="majorBidi" w:hAnsiTheme="majorBidi" w:cstheme="majorBidi"/>
+          <w:rFonts w:ascii="Times New Roman" w:hAnsi="Times New Roman" w:cs="Times New Roman"/>
         </w:rPr>
         <w:t xml:space="preserve"> and a big </w:t>
       </w:r>
       <w:r>
         <w:rPr>
-          <w:rFonts w:asciiTheme="majorBidi" w:hAnsiTheme="majorBidi" w:cstheme="majorBidi"/>
+          <w:rFonts w:ascii="Times New Roman" w:hAnsi="Times New Roman" w:cs="Times New Roman"/>
           <w:rtl/>
         </w:rPr>
         <w:t>ישועה</w:t>
       </w:r>
       <w:r>
         <w:rPr>
-          <w:rFonts w:asciiTheme="majorBidi" w:hAnsiTheme="majorBidi" w:cstheme="majorBidi"/>
+          <w:rFonts w:ascii="Times New Roman" w:hAnsi="Times New Roman" w:cs="Times New Roman"/>
         </w:rPr>
         <w:t>.</w:t>
       </w:r>
@@ -92,241 +92,227 @@
       <w:pPr>
         <w:jc w:val="both"/>
         <w:rPr>
-          <w:rFonts w:asciiTheme="majorBidi" w:hAnsiTheme="majorBidi" w:cstheme="majorBidi"/>
+          <w:rFonts w:ascii="Times New Roman" w:hAnsi="Times New Roman" w:cs="Times New Roman"/>
         </w:rPr>
       </w:pPr>
       <w:r>
         <w:rPr>
-          <w:rFonts w:asciiTheme="majorBidi" w:hAnsiTheme="majorBidi" w:cstheme="majorBidi"/>
+          <w:rFonts w:ascii="Times New Roman" w:hAnsi="Times New Roman" w:cs="Times New Roman"/>
           <w:rtl/>
         </w:rPr>
         <w:t>חנוכה</w:t>
       </w:r>
       <w:r>
         <w:rPr>
-          <w:rFonts w:asciiTheme="majorBidi" w:hAnsiTheme="majorBidi" w:cstheme="majorBidi"/>
+          <w:rFonts w:ascii="Times New Roman" w:hAnsi="Times New Roman" w:cs="Times New Roman"/>
         </w:rPr>
         <w:t xml:space="preserve"> is a joyous </w:t>
       </w:r>
       <w:r>
         <w:rPr>
-          <w:rFonts w:asciiTheme="majorBidi" w:hAnsiTheme="majorBidi" w:cstheme="majorBidi"/>
+          <w:rFonts w:ascii="Times New Roman" w:hAnsi="Times New Roman" w:cs="Times New Roman"/>
           <w:rtl/>
         </w:rPr>
         <w:t>יום טוב</w:t>
       </w:r>
       <w:r>
         <w:rPr>
-          <w:rFonts w:asciiTheme="majorBidi" w:hAnsiTheme="majorBidi" w:cstheme="majorBidi"/>
-        </w:rPr>
-        <w:t xml:space="preserve">, one that many of us cherish from childhood. The following is an idea found in “A Short </w:t>
-      </w:r>
-      <w:proofErr w:type="spellStart"/>
-      <w:r>
-        <w:rPr>
-          <w:rFonts w:asciiTheme="majorBidi" w:hAnsiTheme="majorBidi" w:cstheme="majorBidi"/>
-        </w:rPr>
-        <w:t>Vort</w:t>
-      </w:r>
-      <w:proofErr w:type="spellEnd"/>
-      <w:r>
-        <w:rPr>
-          <w:rFonts w:asciiTheme="majorBidi" w:hAnsiTheme="majorBidi" w:cstheme="majorBidi"/>
-        </w:rPr>
-        <w:t xml:space="preserve">.”: The </w:t>
-      </w:r>
-      <w:r>
-        <w:rPr>
-          <w:rFonts w:asciiTheme="majorBidi" w:hAnsiTheme="majorBidi" w:cstheme="majorBidi"/>
+          <w:rFonts w:ascii="Times New Roman" w:hAnsi="Times New Roman" w:cs="Times New Roman"/>
+        </w:rPr>
+        <w:t xml:space="preserve">, one that many of us cherish from childhood. The following is an idea found in “A Short Vort.”: The </w:t>
+      </w:r>
+      <w:r>
+        <w:rPr>
+          <w:rFonts w:ascii="Times New Roman" w:hAnsi="Times New Roman" w:cs="Times New Roman"/>
           <w:rtl/>
         </w:rPr>
         <w:t>בני יששכר</w:t>
       </w:r>
       <w:r>
         <w:rPr>
-          <w:rFonts w:asciiTheme="majorBidi" w:hAnsiTheme="majorBidi" w:cstheme="majorBidi"/>
+          <w:rFonts w:ascii="Times New Roman" w:hAnsi="Times New Roman" w:cs="Times New Roman"/>
         </w:rPr>
         <w:t xml:space="preserve"> and many other </w:t>
       </w:r>
       <w:r>
         <w:rPr>
-          <w:rFonts w:asciiTheme="majorBidi" w:hAnsiTheme="majorBidi" w:cstheme="majorBidi"/>
+          <w:rFonts w:ascii="Times New Roman" w:hAnsi="Times New Roman" w:cs="Times New Roman"/>
           <w:rtl/>
         </w:rPr>
         <w:t>גדולי ישראל</w:t>
       </w:r>
       <w:r>
         <w:rPr>
-          <w:rFonts w:asciiTheme="majorBidi" w:hAnsiTheme="majorBidi" w:cstheme="majorBidi"/>
+          <w:rFonts w:ascii="Times New Roman" w:hAnsi="Times New Roman" w:cs="Times New Roman"/>
         </w:rPr>
         <w:t xml:space="preserve"> describe </w:t>
       </w:r>
       <w:r>
         <w:rPr>
-          <w:rFonts w:asciiTheme="majorBidi" w:hAnsiTheme="majorBidi" w:cstheme="majorBidi"/>
+          <w:rFonts w:ascii="Times New Roman" w:hAnsi="Times New Roman" w:cs="Times New Roman"/>
           <w:rtl/>
         </w:rPr>
         <w:t>חנוכה</w:t>
       </w:r>
       <w:r>
         <w:rPr>
-          <w:rFonts w:asciiTheme="majorBidi" w:hAnsiTheme="majorBidi" w:cstheme="majorBidi"/>
+          <w:rFonts w:ascii="Times New Roman" w:hAnsi="Times New Roman" w:cs="Times New Roman"/>
         </w:rPr>
         <w:t xml:space="preserve"> as the </w:t>
       </w:r>
       <w:r>
         <w:rPr>
-          <w:rFonts w:asciiTheme="majorBidi" w:hAnsiTheme="majorBidi" w:cstheme="majorBidi"/>
+          <w:rFonts w:ascii="Times New Roman" w:hAnsi="Times New Roman" w:cs="Times New Roman"/>
           <w:rtl/>
         </w:rPr>
         <w:t>יום טוב</w:t>
       </w:r>
       <w:r>
         <w:rPr>
-          <w:rFonts w:asciiTheme="majorBidi" w:hAnsiTheme="majorBidi" w:cstheme="majorBidi"/>
+          <w:rFonts w:ascii="Times New Roman" w:hAnsi="Times New Roman" w:cs="Times New Roman"/>
         </w:rPr>
         <w:t xml:space="preserve"> of </w:t>
       </w:r>
       <w:r>
         <w:rPr>
-          <w:rFonts w:asciiTheme="majorBidi" w:hAnsiTheme="majorBidi" w:cstheme="majorBidi"/>
+          <w:rFonts w:ascii="Times New Roman" w:hAnsi="Times New Roman" w:cs="Times New Roman"/>
           <w:rtl/>
         </w:rPr>
         <w:t>תורה שבעל פה</w:t>
       </w:r>
       <w:r>
         <w:rPr>
-          <w:rFonts w:asciiTheme="majorBidi" w:hAnsiTheme="majorBidi" w:cstheme="majorBidi"/>
+          <w:rFonts w:ascii="Times New Roman" w:hAnsi="Times New Roman" w:cs="Times New Roman"/>
         </w:rPr>
         <w:t xml:space="preserve">. This leads to a very obvious and straightforward question: Why are there no </w:t>
       </w:r>
       <w:r>
         <w:rPr>
-          <w:rFonts w:asciiTheme="majorBidi" w:hAnsiTheme="majorBidi" w:cstheme="majorBidi"/>
+          <w:rFonts w:ascii="Times New Roman" w:hAnsi="Times New Roman" w:cs="Times New Roman"/>
           <w:rtl/>
         </w:rPr>
         <w:t>משניות</w:t>
       </w:r>
       <w:r>
         <w:rPr>
-          <w:rFonts w:asciiTheme="majorBidi" w:hAnsiTheme="majorBidi" w:cstheme="majorBidi"/>
+          <w:rFonts w:ascii="Times New Roman" w:hAnsi="Times New Roman" w:cs="Times New Roman"/>
         </w:rPr>
         <w:t xml:space="preserve"> in </w:t>
       </w:r>
       <w:r>
         <w:rPr>
-          <w:rFonts w:asciiTheme="majorBidi" w:hAnsiTheme="majorBidi" w:cstheme="majorBidi"/>
-          <w:rtl/>
-        </w:rPr>
-        <w:t>ש״ס</w:t>
-      </w:r>
-      <w:r>
-        <w:rPr>
-          <w:rFonts w:asciiTheme="majorBidi" w:hAnsiTheme="majorBidi" w:cstheme="majorBidi"/>
+          <w:rFonts w:ascii="Times New Roman" w:hAnsi="Times New Roman" w:cs="Times New Roman"/>
+          <w:rtl/>
+        </w:rPr>
+        <w:t>ש"ס</w:t>
+      </w:r>
+      <w:r>
+        <w:rPr>
+          <w:rFonts w:ascii="Times New Roman" w:hAnsi="Times New Roman" w:cs="Times New Roman"/>
         </w:rPr>
         <w:t xml:space="preserve"> that discuss </w:t>
       </w:r>
       <w:r>
         <w:rPr>
-          <w:rFonts w:asciiTheme="majorBidi" w:hAnsiTheme="majorBidi" w:cstheme="majorBidi"/>
+          <w:rFonts w:ascii="Times New Roman" w:hAnsi="Times New Roman" w:cs="Times New Roman"/>
           <w:rtl/>
         </w:rPr>
         <w:t>חנוכה</w:t>
       </w:r>
       <w:r>
         <w:rPr>
-          <w:rFonts w:asciiTheme="majorBidi" w:hAnsiTheme="majorBidi" w:cstheme="majorBidi"/>
+          <w:rFonts w:ascii="Times New Roman" w:hAnsi="Times New Roman" w:cs="Times New Roman"/>
         </w:rPr>
         <w:t xml:space="preserve">? We have a whole </w:t>
       </w:r>
       <w:r>
         <w:rPr>
-          <w:rFonts w:asciiTheme="majorBidi" w:hAnsiTheme="majorBidi" w:cstheme="majorBidi"/>
+          <w:rFonts w:ascii="Times New Roman" w:hAnsi="Times New Roman" w:cs="Times New Roman"/>
           <w:rtl/>
         </w:rPr>
         <w:t>מסכת</w:t>
       </w:r>
       <w:r>
         <w:rPr>
-          <w:rFonts w:asciiTheme="majorBidi" w:hAnsiTheme="majorBidi" w:cstheme="majorBidi"/>
+          <w:rFonts w:ascii="Times New Roman" w:hAnsi="Times New Roman" w:cs="Times New Roman"/>
         </w:rPr>
         <w:t xml:space="preserve"> for </w:t>
       </w:r>
       <w:r>
         <w:rPr>
-          <w:rFonts w:asciiTheme="majorBidi" w:hAnsiTheme="majorBidi" w:cstheme="majorBidi"/>
+          <w:rFonts w:ascii="Times New Roman" w:hAnsi="Times New Roman" w:cs="Times New Roman"/>
           <w:rtl/>
         </w:rPr>
         <w:t>פורים</w:t>
       </w:r>
       <w:r>
         <w:rPr>
-          <w:rFonts w:asciiTheme="majorBidi" w:hAnsiTheme="majorBidi" w:cstheme="majorBidi"/>
+          <w:rFonts w:ascii="Times New Roman" w:hAnsi="Times New Roman" w:cs="Times New Roman"/>
         </w:rPr>
         <w:t xml:space="preserve">, a whole </w:t>
       </w:r>
       <w:r>
         <w:rPr>
-          <w:rFonts w:asciiTheme="majorBidi" w:hAnsiTheme="majorBidi" w:cstheme="majorBidi"/>
+          <w:rFonts w:ascii="Times New Roman" w:hAnsi="Times New Roman" w:cs="Times New Roman"/>
           <w:rtl/>
         </w:rPr>
         <w:t>מסכת</w:t>
       </w:r>
       <w:r>
         <w:rPr>
-          <w:rFonts w:asciiTheme="majorBidi" w:hAnsiTheme="majorBidi" w:cstheme="majorBidi"/>
+          <w:rFonts w:ascii="Times New Roman" w:hAnsi="Times New Roman" w:cs="Times New Roman"/>
         </w:rPr>
         <w:t xml:space="preserve"> for </w:t>
       </w:r>
       <w:r>
         <w:rPr>
-          <w:rFonts w:asciiTheme="majorBidi" w:hAnsiTheme="majorBidi" w:cstheme="majorBidi"/>
+          <w:rFonts w:ascii="Times New Roman" w:hAnsi="Times New Roman" w:cs="Times New Roman"/>
           <w:rtl/>
         </w:rPr>
         <w:t>פסח</w:t>
       </w:r>
       <w:r>
         <w:rPr>
-          <w:rFonts w:asciiTheme="majorBidi" w:hAnsiTheme="majorBidi" w:cstheme="majorBidi"/>
+          <w:rFonts w:ascii="Times New Roman" w:hAnsi="Times New Roman" w:cs="Times New Roman"/>
         </w:rPr>
         <w:t xml:space="preserve">, and another for </w:t>
       </w:r>
       <w:r>
         <w:rPr>
-          <w:rFonts w:asciiTheme="majorBidi" w:hAnsiTheme="majorBidi" w:cstheme="majorBidi"/>
+          <w:rFonts w:ascii="Times New Roman" w:hAnsi="Times New Roman" w:cs="Times New Roman"/>
           <w:rtl/>
         </w:rPr>
         <w:t>סוכות</w:t>
       </w:r>
       <w:r>
         <w:rPr>
-          <w:rFonts w:asciiTheme="majorBidi" w:hAnsiTheme="majorBidi" w:cstheme="majorBidi"/>
+          <w:rFonts w:ascii="Times New Roman" w:hAnsi="Times New Roman" w:cs="Times New Roman"/>
         </w:rPr>
         <w:t xml:space="preserve">, filled with </w:t>
       </w:r>
       <w:r>
         <w:rPr>
-          <w:rFonts w:asciiTheme="majorBidi" w:hAnsiTheme="majorBidi" w:cstheme="majorBidi"/>
+          <w:rFonts w:ascii="Times New Roman" w:hAnsi="Times New Roman" w:cs="Times New Roman"/>
           <w:rtl/>
         </w:rPr>
         <w:t>משניות</w:t>
       </w:r>
       <w:r>
         <w:rPr>
-          <w:rFonts w:asciiTheme="majorBidi" w:hAnsiTheme="majorBidi" w:cstheme="majorBidi"/>
+          <w:rFonts w:ascii="Times New Roman" w:hAnsi="Times New Roman" w:cs="Times New Roman"/>
         </w:rPr>
         <w:t xml:space="preserve">. But for </w:t>
       </w:r>
       <w:r>
         <w:rPr>
-          <w:rFonts w:asciiTheme="majorBidi" w:hAnsiTheme="majorBidi" w:cstheme="majorBidi"/>
+          <w:rFonts w:ascii="Times New Roman" w:hAnsi="Times New Roman" w:cs="Times New Roman"/>
           <w:rtl/>
         </w:rPr>
         <w:t>חנוכה</w:t>
       </w:r>
       <w:r>
         <w:rPr>
-          <w:rFonts w:asciiTheme="majorBidi" w:hAnsiTheme="majorBidi" w:cstheme="majorBidi"/>
+          <w:rFonts w:ascii="Times New Roman" w:hAnsi="Times New Roman" w:cs="Times New Roman"/>
         </w:rPr>
         <w:t>, there is nothing. Why is that?</w:t>
       </w:r>
@@ -335,182 +321,180 @@
       <w:pPr>
         <w:jc w:val="both"/>
         <w:rPr>
-          <w:rFonts w:asciiTheme="majorBidi" w:hAnsiTheme="majorBidi" w:cstheme="majorBidi"/>
+          <w:rFonts w:ascii="Times New Roman" w:hAnsi="Times New Roman" w:cs="Times New Roman"/>
         </w:rPr>
       </w:pPr>
       <w:r>
         <w:rPr>
-          <w:rFonts w:asciiTheme="majorBidi" w:hAnsiTheme="majorBidi" w:cstheme="majorBidi"/>
-        </w:rPr>
-        <w:t xml:space="preserve">R' Nissan Kaplan offers a fascinating explanation. He suggests that </w:t>
-      </w:r>
-      <w:r>
-        <w:rPr>
-          <w:rFonts w:asciiTheme="majorBidi" w:hAnsiTheme="majorBidi" w:cstheme="majorBidi"/>
+          <w:rFonts w:ascii="Times New Roman" w:hAnsi="Times New Roman" w:cs="Times New Roman"/>
+        </w:rPr>
+        <w:t>R</w:t>
+      </w:r>
+      <w:r>
+        <w:rPr>
+          <w:rFonts w:ascii="Times New Roman" w:hAnsi="Times New Roman" w:cs="Times New Roman"/>
+        </w:rPr>
+        <w:t>’</w:t>
+      </w:r>
+      <w:r>
+        <w:rPr>
+          <w:rFonts w:ascii="Times New Roman" w:hAnsi="Times New Roman" w:cs="Times New Roman"/>
+        </w:rPr>
+        <w:t xml:space="preserve"> Nissan Kaplan offers a fascinating explanation. He suggests that </w:t>
+      </w:r>
+      <w:r>
+        <w:rPr>
+          <w:rFonts w:ascii="Times New Roman" w:hAnsi="Times New Roman" w:cs="Times New Roman"/>
           <w:rtl/>
         </w:rPr>
         <w:t>רב יהודה הנשיא</w:t>
       </w:r>
       <w:r>
         <w:rPr>
-          <w:rFonts w:asciiTheme="majorBidi" w:hAnsiTheme="majorBidi" w:cstheme="majorBidi"/>
+          <w:rFonts w:ascii="Times New Roman" w:hAnsi="Times New Roman" w:cs="Times New Roman"/>
         </w:rPr>
         <w:t xml:space="preserve"> deliberately chose not to write down </w:t>
       </w:r>
       <w:r>
         <w:rPr>
-          <w:rFonts w:asciiTheme="majorBidi" w:hAnsiTheme="majorBidi" w:cstheme="majorBidi"/>
+          <w:rFonts w:ascii="Times New Roman" w:hAnsi="Times New Roman" w:cs="Times New Roman"/>
           <w:rtl/>
         </w:rPr>
         <w:t>משניות</w:t>
       </w:r>
       <w:r>
         <w:rPr>
-          <w:rFonts w:asciiTheme="majorBidi" w:hAnsiTheme="majorBidi" w:cstheme="majorBidi"/>
+          <w:rFonts w:ascii="Times New Roman" w:hAnsi="Times New Roman" w:cs="Times New Roman"/>
         </w:rPr>
         <w:t xml:space="preserve"> for </w:t>
       </w:r>
       <w:r>
         <w:rPr>
-          <w:rFonts w:asciiTheme="majorBidi" w:hAnsiTheme="majorBidi" w:cstheme="majorBidi"/>
+          <w:rFonts w:ascii="Times New Roman" w:hAnsi="Times New Roman" w:cs="Times New Roman"/>
           <w:rtl/>
         </w:rPr>
         <w:t>חנוכה</w:t>
       </w:r>
       <w:r>
         <w:rPr>
-          <w:rFonts w:asciiTheme="majorBidi" w:hAnsiTheme="majorBidi" w:cstheme="majorBidi"/>
+          <w:rFonts w:ascii="Times New Roman" w:hAnsi="Times New Roman" w:cs="Times New Roman"/>
         </w:rPr>
         <w:t xml:space="preserve"> in order to beat the </w:t>
       </w:r>
       <w:r>
         <w:rPr>
-          <w:rFonts w:asciiTheme="majorBidi" w:hAnsiTheme="majorBidi" w:cstheme="majorBidi"/>
+          <w:rFonts w:ascii="Times New Roman" w:hAnsi="Times New Roman" w:cs="Times New Roman"/>
           <w:rtl/>
         </w:rPr>
         <w:t>יוונים</w:t>
       </w:r>
       <w:r>
         <w:rPr>
-          <w:rFonts w:asciiTheme="majorBidi" w:hAnsiTheme="majorBidi" w:cstheme="majorBidi"/>
-        </w:rPr>
-        <w:t xml:space="preserve"> at </w:t>
-      </w:r>
-      <w:proofErr w:type="gramStart"/>
-      <w:r>
-        <w:rPr>
-          <w:rFonts w:asciiTheme="majorBidi" w:hAnsiTheme="majorBidi" w:cstheme="majorBidi"/>
-        </w:rPr>
-        <w:t>their own</w:t>
-      </w:r>
-      <w:proofErr w:type="gramEnd"/>
-      <w:r>
-        <w:rPr>
-          <w:rFonts w:asciiTheme="majorBidi" w:hAnsiTheme="majorBidi" w:cstheme="majorBidi"/>
-        </w:rPr>
-        <w:t xml:space="preserve"> game. The </w:t>
-      </w:r>
-      <w:r>
-        <w:rPr>
-          <w:rFonts w:asciiTheme="majorBidi" w:hAnsiTheme="majorBidi" w:cstheme="majorBidi"/>
+          <w:rFonts w:ascii="Times New Roman" w:hAnsi="Times New Roman" w:cs="Times New Roman"/>
+        </w:rPr>
+        <w:t xml:space="preserve"> at their own game. The </w:t>
+      </w:r>
+      <w:r>
+        <w:rPr>
+          <w:rFonts w:ascii="Times New Roman" w:hAnsi="Times New Roman" w:cs="Times New Roman"/>
           <w:rtl/>
         </w:rPr>
         <w:t>יוונים</w:t>
       </w:r>
       <w:r>
         <w:rPr>
-          <w:rFonts w:asciiTheme="majorBidi" w:hAnsiTheme="majorBidi" w:cstheme="majorBidi"/>
+          <w:rFonts w:ascii="Times New Roman" w:hAnsi="Times New Roman" w:cs="Times New Roman"/>
         </w:rPr>
         <w:t xml:space="preserve"> did not seek to annihilate us physically, as </w:t>
       </w:r>
       <w:r>
         <w:rPr>
-          <w:rFonts w:asciiTheme="majorBidi" w:hAnsiTheme="majorBidi" w:cstheme="majorBidi"/>
+          <w:rFonts w:ascii="Times New Roman" w:hAnsi="Times New Roman" w:cs="Times New Roman"/>
           <w:rtl/>
         </w:rPr>
         <w:t>המן</w:t>
       </w:r>
       <w:r>
         <w:rPr>
-          <w:rFonts w:asciiTheme="majorBidi" w:hAnsiTheme="majorBidi" w:cstheme="majorBidi"/>
+          <w:rFonts w:ascii="Times New Roman" w:hAnsi="Times New Roman" w:cs="Times New Roman"/>
         </w:rPr>
         <w:t xml:space="preserve"> did. Their war was ideological; they sought to erase </w:t>
       </w:r>
       <w:r>
         <w:rPr>
-          <w:rFonts w:asciiTheme="majorBidi" w:hAnsiTheme="majorBidi" w:cstheme="majorBidi"/>
+          <w:rFonts w:ascii="Times New Roman" w:hAnsi="Times New Roman" w:cs="Times New Roman"/>
           <w:rtl/>
         </w:rPr>
         <w:t>תורה</w:t>
       </w:r>
       <w:r>
         <w:rPr>
-          <w:rFonts w:asciiTheme="majorBidi" w:hAnsiTheme="majorBidi" w:cstheme="majorBidi"/>
+          <w:rFonts w:ascii="Times New Roman" w:hAnsi="Times New Roman" w:cs="Times New Roman"/>
         </w:rPr>
         <w:t xml:space="preserve"> and </w:t>
       </w:r>
       <w:r>
         <w:rPr>
-          <w:rFonts w:asciiTheme="majorBidi" w:hAnsiTheme="majorBidi" w:cstheme="majorBidi"/>
+          <w:rFonts w:ascii="Times New Roman" w:hAnsi="Times New Roman" w:cs="Times New Roman"/>
           <w:rtl/>
         </w:rPr>
         <w:t>מצוות</w:t>
       </w:r>
       <w:r>
         <w:rPr>
-          <w:rFonts w:asciiTheme="majorBidi" w:hAnsiTheme="majorBidi" w:cstheme="majorBidi"/>
+          <w:rFonts w:ascii="Times New Roman" w:hAnsi="Times New Roman" w:cs="Times New Roman"/>
         </w:rPr>
         <w:t xml:space="preserve">, the very essence of what makes us Jews. As we say in </w:t>
       </w:r>
       <w:r>
         <w:rPr>
-          <w:rFonts w:asciiTheme="majorBidi" w:hAnsiTheme="majorBidi" w:cstheme="majorBidi"/>
+          <w:rFonts w:ascii="Times New Roman" w:hAnsi="Times New Roman" w:cs="Times New Roman"/>
           <w:rtl/>
         </w:rPr>
         <w:t>על הנסים</w:t>
       </w:r>
       <w:r>
         <w:rPr>
-          <w:rFonts w:asciiTheme="majorBidi" w:hAnsiTheme="majorBidi" w:cstheme="majorBidi"/>
+          <w:rFonts w:ascii="Times New Roman" w:hAnsi="Times New Roman" w:cs="Times New Roman"/>
         </w:rPr>
         <w:t xml:space="preserve">, both in </w:t>
       </w:r>
       <w:r>
         <w:rPr>
-          <w:rFonts w:asciiTheme="majorBidi" w:hAnsiTheme="majorBidi" w:cstheme="majorBidi"/>
+          <w:rFonts w:ascii="Times New Roman" w:hAnsi="Times New Roman" w:cs="Times New Roman"/>
           <w:rtl/>
         </w:rPr>
         <w:t>שמונה עשרה</w:t>
       </w:r>
       <w:r>
         <w:rPr>
-          <w:rFonts w:asciiTheme="majorBidi" w:hAnsiTheme="majorBidi" w:cstheme="majorBidi"/>
+          <w:rFonts w:ascii="Times New Roman" w:hAnsi="Times New Roman" w:cs="Times New Roman"/>
         </w:rPr>
         <w:t xml:space="preserve"> and </w:t>
       </w:r>
       <w:r>
         <w:rPr>
-          <w:rFonts w:asciiTheme="majorBidi" w:hAnsiTheme="majorBidi" w:cstheme="majorBidi"/>
+          <w:rFonts w:ascii="Times New Roman" w:hAnsi="Times New Roman" w:cs="Times New Roman"/>
           <w:rtl/>
         </w:rPr>
         <w:t>ברכת המזון</w:t>
       </w:r>
       <w:r>
         <w:rPr>
-          <w:rFonts w:asciiTheme="majorBidi" w:hAnsiTheme="majorBidi" w:cstheme="majorBidi"/>
+          <w:rFonts w:ascii="Times New Roman" w:hAnsi="Times New Roman" w:cs="Times New Roman"/>
         </w:rPr>
         <w:t xml:space="preserve">, their goal was to cause the Yidden to forget the </w:t>
       </w:r>
       <w:r>
         <w:rPr>
-          <w:rFonts w:asciiTheme="majorBidi" w:hAnsiTheme="majorBidi" w:cstheme="majorBidi"/>
+          <w:rFonts w:ascii="Times New Roman" w:hAnsi="Times New Roman" w:cs="Times New Roman"/>
           <w:rtl/>
         </w:rPr>
         <w:t>תורה</w:t>
       </w:r>
       <w:r>
         <w:rPr>
-          <w:rFonts w:asciiTheme="majorBidi" w:hAnsiTheme="majorBidi" w:cstheme="majorBidi"/>
+          <w:rFonts w:ascii="Times New Roman" w:hAnsi="Times New Roman" w:cs="Times New Roman"/>
         </w:rPr>
         <w:t>.</w:t>
       </w:r>
@@ -519,206 +503,218 @@
       <w:pPr>
         <w:jc w:val="both"/>
         <w:rPr>
-          <w:rFonts w:asciiTheme="majorBidi" w:hAnsiTheme="majorBidi" w:cstheme="majorBidi"/>
+          <w:rFonts w:ascii="Times New Roman" w:hAnsi="Times New Roman" w:cs="Times New Roman"/>
         </w:rPr>
       </w:pPr>
       <w:r>
         <w:rPr>
-          <w:rFonts w:asciiTheme="majorBidi" w:hAnsiTheme="majorBidi" w:cstheme="majorBidi"/>
+          <w:rFonts w:ascii="Times New Roman" w:hAnsi="Times New Roman" w:cs="Times New Roman"/>
           <w:rtl/>
         </w:rPr>
         <w:t>רב יהודה הנשיא</w:t>
       </w:r>
       <w:r>
         <w:rPr>
-          <w:rFonts w:asciiTheme="majorBidi" w:hAnsiTheme="majorBidi" w:cstheme="majorBidi"/>
+          <w:rFonts w:ascii="Times New Roman" w:hAnsi="Times New Roman" w:cs="Times New Roman"/>
         </w:rPr>
         <w:t xml:space="preserve"> wrote down parts of </w:t>
       </w:r>
       <w:r>
         <w:rPr>
-          <w:rFonts w:asciiTheme="majorBidi" w:hAnsiTheme="majorBidi" w:cstheme="majorBidi"/>
+          <w:rFonts w:ascii="Times New Roman" w:hAnsi="Times New Roman" w:cs="Times New Roman"/>
           <w:rtl/>
         </w:rPr>
         <w:t>תורה שבעל פה</w:t>
       </w:r>
       <w:r>
         <w:rPr>
-          <w:rFonts w:asciiTheme="majorBidi" w:hAnsiTheme="majorBidi" w:cstheme="majorBidi"/>
-        </w:rPr>
-        <w:t xml:space="preserve"> when he recognized that the was at risk of being forgotten</w:t>
-      </w:r>
-      <w:r>
-        <w:rPr>
-          <w:rFonts w:asciiTheme="majorBidi" w:hAnsiTheme="majorBidi" w:cstheme="majorBidi"/>
+          <w:rFonts w:ascii="Times New Roman" w:hAnsi="Times New Roman" w:cs="Times New Roman"/>
+        </w:rPr>
+        <w:t xml:space="preserve"> when he recognized that </w:t>
+      </w:r>
+      <w:r>
+        <w:rPr>
+          <w:rFonts w:ascii="Times New Roman" w:hAnsi="Times New Roman" w:cs="Times New Roman"/>
+        </w:rPr>
+        <w:t>it</w:t>
+      </w:r>
+      <w:r>
+        <w:rPr>
+          <w:rFonts w:ascii="Times New Roman" w:hAnsi="Times New Roman" w:cs="Times New Roman"/>
+        </w:rPr>
+        <w:t xml:space="preserve"> was at risk of being forgotten</w:t>
+      </w:r>
+      <w:r>
+        <w:rPr>
+          <w:rFonts w:ascii="Times New Roman" w:hAnsi="Times New Roman" w:cs="Times New Roman"/>
         </w:rPr>
         <w:t>.</w:t>
       </w:r>
       <w:r>
         <w:rPr>
-          <w:rFonts w:asciiTheme="majorBidi" w:hAnsiTheme="majorBidi" w:cstheme="majorBidi"/>
+          <w:rFonts w:ascii="Times New Roman" w:hAnsi="Times New Roman" w:cs="Times New Roman"/>
         </w:rPr>
         <w:t xml:space="preserve"> However, when it came to </w:t>
       </w:r>
       <w:r>
         <w:rPr>
-          <w:rFonts w:asciiTheme="majorBidi" w:hAnsiTheme="majorBidi" w:cstheme="majorBidi"/>
+          <w:rFonts w:ascii="Times New Roman" w:hAnsi="Times New Roman" w:cs="Times New Roman"/>
           <w:rtl/>
         </w:rPr>
         <w:t>חנוכה</w:t>
       </w:r>
       <w:r>
         <w:rPr>
-          <w:rFonts w:asciiTheme="majorBidi" w:hAnsiTheme="majorBidi" w:cstheme="majorBidi"/>
+          <w:rFonts w:ascii="Times New Roman" w:hAnsi="Times New Roman" w:cs="Times New Roman"/>
         </w:rPr>
         <w:t xml:space="preserve">, a </w:t>
       </w:r>
       <w:r>
         <w:rPr>
-          <w:rFonts w:asciiTheme="majorBidi" w:hAnsiTheme="majorBidi" w:cstheme="majorBidi"/>
+          <w:rFonts w:ascii="Times New Roman" w:hAnsi="Times New Roman" w:cs="Times New Roman"/>
           <w:rtl/>
         </w:rPr>
         <w:t>יום טוב</w:t>
       </w:r>
       <w:r>
         <w:rPr>
-          <w:rFonts w:asciiTheme="majorBidi" w:hAnsiTheme="majorBidi" w:cstheme="majorBidi"/>
+          <w:rFonts w:ascii="Times New Roman" w:hAnsi="Times New Roman" w:cs="Times New Roman"/>
         </w:rPr>
         <w:t xml:space="preserve"> that commemorates our </w:t>
       </w:r>
       <w:r>
         <w:rPr>
-          <w:rFonts w:asciiTheme="majorBidi" w:hAnsiTheme="majorBidi" w:cstheme="majorBidi"/>
+          <w:rFonts w:ascii="Times New Roman" w:hAnsi="Times New Roman" w:cs="Times New Roman"/>
           <w:rtl/>
         </w:rPr>
         <w:t>ניצחון</w:t>
       </w:r>
       <w:r>
         <w:rPr>
-          <w:rFonts w:asciiTheme="majorBidi" w:hAnsiTheme="majorBidi" w:cstheme="majorBidi"/>
+          <w:rFonts w:ascii="Times New Roman" w:hAnsi="Times New Roman" w:cs="Times New Roman"/>
         </w:rPr>
         <w:t xml:space="preserve"> over the Greeks and their attempt to obliterate </w:t>
       </w:r>
       <w:r>
         <w:rPr>
-          <w:rFonts w:asciiTheme="majorBidi" w:hAnsiTheme="majorBidi" w:cstheme="majorBidi"/>
+          <w:rFonts w:ascii="Times New Roman" w:hAnsi="Times New Roman" w:cs="Times New Roman"/>
           <w:rtl/>
         </w:rPr>
         <w:t>תורה שבעל פה</w:t>
       </w:r>
       <w:r>
         <w:rPr>
-          <w:rFonts w:asciiTheme="majorBidi" w:hAnsiTheme="majorBidi" w:cstheme="majorBidi"/>
+          <w:rFonts w:ascii="Times New Roman" w:hAnsi="Times New Roman" w:cs="Times New Roman"/>
         </w:rPr>
         <w:t xml:space="preserve">, he chose to preserve its unique connection to oral tradition. By leaving the </w:t>
       </w:r>
       <w:r>
         <w:rPr>
-          <w:rFonts w:asciiTheme="majorBidi" w:hAnsiTheme="majorBidi" w:cstheme="majorBidi"/>
+          <w:rFonts w:ascii="Times New Roman" w:hAnsi="Times New Roman" w:cs="Times New Roman"/>
           <w:rtl/>
         </w:rPr>
         <w:t>הלכות</w:t>
       </w:r>
       <w:r>
         <w:rPr>
-          <w:rFonts w:asciiTheme="majorBidi" w:hAnsiTheme="majorBidi" w:cstheme="majorBidi"/>
+          <w:rFonts w:ascii="Times New Roman" w:hAnsi="Times New Roman" w:cs="Times New Roman"/>
         </w:rPr>
         <w:t xml:space="preserve"> of </w:t>
       </w:r>
       <w:r>
         <w:rPr>
-          <w:rFonts w:asciiTheme="majorBidi" w:hAnsiTheme="majorBidi" w:cstheme="majorBidi"/>
+          <w:rFonts w:ascii="Times New Roman" w:hAnsi="Times New Roman" w:cs="Times New Roman"/>
           <w:rtl/>
         </w:rPr>
         <w:t>חנוכה</w:t>
       </w:r>
       <w:r>
         <w:rPr>
-          <w:rFonts w:asciiTheme="majorBidi" w:hAnsiTheme="majorBidi" w:cstheme="majorBidi"/>
+          <w:rFonts w:ascii="Times New Roman" w:hAnsi="Times New Roman" w:cs="Times New Roman"/>
         </w:rPr>
         <w:t xml:space="preserve"> unwritten in the </w:t>
       </w:r>
       <w:r>
         <w:rPr>
-          <w:rFonts w:asciiTheme="majorBidi" w:hAnsiTheme="majorBidi" w:cstheme="majorBidi"/>
+          <w:rFonts w:ascii="Times New Roman" w:hAnsi="Times New Roman" w:cs="Times New Roman"/>
           <w:rtl/>
         </w:rPr>
         <w:t>משניות</w:t>
       </w:r>
       <w:r>
         <w:rPr>
-          <w:rFonts w:asciiTheme="majorBidi" w:hAnsiTheme="majorBidi" w:cstheme="majorBidi"/>
+          <w:rFonts w:ascii="Times New Roman" w:hAnsi="Times New Roman" w:cs="Times New Roman"/>
         </w:rPr>
         <w:t xml:space="preserve"> and accessible only through the</w:t>
       </w:r>
       <w:r>
         <w:rPr>
-          <w:rFonts w:asciiTheme="majorBidi" w:hAnsiTheme="majorBidi" w:cstheme="majorBidi"/>
+          <w:rFonts w:ascii="Times New Roman" w:hAnsi="Times New Roman" w:cs="Times New Roman"/>
         </w:rPr>
         <w:t xml:space="preserve"> </w:t>
       </w:r>
       <w:r>
         <w:rPr>
-          <w:rFonts w:asciiTheme="majorBidi" w:hAnsiTheme="majorBidi" w:cstheme="majorBidi"/>
+          <w:rFonts w:ascii="Times New Roman" w:hAnsi="Times New Roman" w:cs="Times New Roman"/>
           <w:rtl/>
         </w:rPr>
         <w:t>גמרא</w:t>
       </w:r>
       <w:r>
         <w:rPr>
-          <w:rFonts w:asciiTheme="majorBidi" w:hAnsiTheme="majorBidi" w:cstheme="majorBidi"/>
+          <w:rFonts w:ascii="Times New Roman" w:hAnsi="Times New Roman" w:cs="Times New Roman"/>
         </w:rPr>
         <w:t xml:space="preserve">, </w:t>
       </w:r>
       <w:r>
         <w:rPr>
-          <w:rFonts w:asciiTheme="majorBidi" w:hAnsiTheme="majorBidi" w:cstheme="majorBidi"/>
+          <w:rFonts w:ascii="Times New Roman" w:hAnsi="Times New Roman" w:cs="Times New Roman"/>
           <w:rtl/>
         </w:rPr>
         <w:t xml:space="preserve">רב יהודה </w:t>
       </w:r>
       <w:r>
         <w:rPr>
-          <w:rFonts w:asciiTheme="majorBidi" w:hAnsiTheme="majorBidi" w:cstheme="majorBidi"/>
+          <w:rFonts w:ascii="Times New Roman" w:hAnsi="Times New Roman" w:cs="Times New Roman"/>
           <w:rtl/>
         </w:rPr>
         <w:t>הנשיא</w:t>
       </w:r>
       <w:r>
         <w:rPr>
-          <w:rFonts w:asciiTheme="majorBidi" w:hAnsiTheme="majorBidi" w:cstheme="majorBidi"/>
+          <w:rFonts w:ascii="Times New Roman" w:hAnsi="Times New Roman" w:cs="Times New Roman"/>
         </w:rPr>
         <w:t xml:space="preserve"> emphasized</w:t>
       </w:r>
       <w:r>
         <w:rPr>
-          <w:rFonts w:asciiTheme="majorBidi" w:hAnsiTheme="majorBidi" w:cstheme="majorBidi"/>
+          <w:rFonts w:ascii="Times New Roman" w:hAnsi="Times New Roman" w:cs="Times New Roman"/>
         </w:rPr>
         <w:t xml:space="preserve"> that </w:t>
       </w:r>
       <w:r>
         <w:rPr>
-          <w:rFonts w:asciiTheme="majorBidi" w:hAnsiTheme="majorBidi" w:cstheme="majorBidi"/>
+          <w:rFonts w:ascii="Times New Roman" w:hAnsi="Times New Roman" w:cs="Times New Roman"/>
           <w:rtl/>
         </w:rPr>
         <w:t>חנוכה</w:t>
       </w:r>
       <w:r>
         <w:rPr>
-          <w:rFonts w:asciiTheme="majorBidi" w:hAnsiTheme="majorBidi" w:cstheme="majorBidi"/>
+          <w:rFonts w:ascii="Times New Roman" w:hAnsi="Times New Roman" w:cs="Times New Roman"/>
         </w:rPr>
         <w:t xml:space="preserve"> remains a celebration of </w:t>
       </w:r>
       <w:r>
         <w:rPr>
-          <w:rFonts w:asciiTheme="majorBidi" w:hAnsiTheme="majorBidi" w:cstheme="majorBidi"/>
+          <w:rFonts w:ascii="Times New Roman" w:hAnsi="Times New Roman" w:cs="Times New Roman"/>
           <w:rtl/>
         </w:rPr>
         <w:t>תורה שבעל פה</w:t>
       </w:r>
       <w:r>
         <w:rPr>
-          <w:rFonts w:asciiTheme="majorBidi" w:hAnsiTheme="majorBidi" w:cstheme="majorBidi"/>
+          <w:rFonts w:ascii="Times New Roman" w:hAnsi="Times New Roman" w:cs="Times New Roman"/>
         </w:rPr>
         <w:t>.</w:t>
       </w:r>
@@ -727,285 +723,319 @@
       <w:pPr>
         <w:jc w:val="both"/>
         <w:rPr>
-          <w:rFonts w:asciiTheme="majorBidi" w:hAnsiTheme="majorBidi" w:cstheme="majorBidi"/>
+          <w:rFonts w:ascii="Times New Roman" w:hAnsi="Times New Roman" w:cs="Times New Roman"/>
         </w:rPr>
       </w:pPr>
       <w:r>
         <w:rPr>
-          <w:rFonts w:asciiTheme="majorBidi" w:hAnsiTheme="majorBidi" w:cstheme="majorBidi"/>
+          <w:rFonts w:ascii="Times New Roman" w:hAnsi="Times New Roman" w:cs="Times New Roman"/>
         </w:rPr>
         <w:t>In the zech</w:t>
       </w:r>
       <w:r>
         <w:rPr>
-          <w:rFonts w:asciiTheme="majorBidi" w:hAnsiTheme="majorBidi" w:cstheme="majorBidi"/>
+          <w:rFonts w:ascii="Times New Roman" w:hAnsi="Times New Roman" w:cs="Times New Roman"/>
         </w:rPr>
         <w:t>us</w:t>
       </w:r>
       <w:r>
         <w:rPr>
-          <w:rFonts w:asciiTheme="majorBidi" w:hAnsiTheme="majorBidi" w:cstheme="majorBidi"/>
+          <w:rFonts w:ascii="Times New Roman" w:hAnsi="Times New Roman" w:cs="Times New Roman"/>
         </w:rPr>
         <w:t xml:space="preserve"> of learning </w:t>
       </w:r>
       <w:r>
         <w:rPr>
-          <w:rFonts w:asciiTheme="majorBidi" w:hAnsiTheme="majorBidi" w:cstheme="majorBidi"/>
+          <w:rFonts w:ascii="Times New Roman" w:hAnsi="Times New Roman" w:cs="Times New Roman"/>
           <w:rtl/>
         </w:rPr>
         <w:t>תורה</w:t>
       </w:r>
       <w:r>
         <w:rPr>
-          <w:rFonts w:asciiTheme="majorBidi" w:hAnsiTheme="majorBidi" w:cstheme="majorBidi"/>
+          <w:rFonts w:ascii="Times New Roman" w:hAnsi="Times New Roman" w:cs="Times New Roman"/>
         </w:rPr>
         <w:t xml:space="preserve">, may </w:t>
       </w:r>
       <w:r>
         <w:rPr>
-          <w:rFonts w:asciiTheme="majorBidi" w:hAnsiTheme="majorBidi" w:cstheme="majorBidi"/>
+          <w:rFonts w:ascii="Times New Roman" w:hAnsi="Times New Roman" w:cs="Times New Roman"/>
           <w:rtl/>
         </w:rPr>
         <w:t>הקדוש ברוך הוא</w:t>
       </w:r>
       <w:r>
         <w:rPr>
-          <w:rFonts w:asciiTheme="majorBidi" w:hAnsiTheme="majorBidi" w:cstheme="majorBidi"/>
+          <w:rFonts w:ascii="Times New Roman" w:hAnsi="Times New Roman" w:cs="Times New Roman"/>
         </w:rPr>
         <w:t xml:space="preserve"> protect us from all our enemies,</w:t>
       </w:r>
       <w:r>
         <w:rPr>
-          <w:rFonts w:asciiTheme="majorBidi" w:hAnsiTheme="majorBidi" w:cstheme="majorBidi"/>
+          <w:rFonts w:ascii="Times New Roman" w:hAnsi="Times New Roman" w:cs="Times New Roman"/>
         </w:rPr>
         <w:t xml:space="preserve"> </w:t>
       </w:r>
-      <w:proofErr w:type="gramStart"/>
-      <w:r>
-        <w:rPr>
-          <w:rFonts w:asciiTheme="majorBidi" w:hAnsiTheme="majorBidi" w:cstheme="majorBidi"/>
-        </w:rPr>
-        <w:t xml:space="preserve">grant us </w:t>
-      </w:r>
-      <w:r>
-        <w:rPr>
-          <w:rFonts w:asciiTheme="majorBidi" w:hAnsiTheme="majorBidi" w:cstheme="majorBidi"/>
+      <w:r>
+        <w:rPr>
+          <w:rFonts w:ascii="Times New Roman" w:hAnsi="Times New Roman" w:cs="Times New Roman"/>
+        </w:rPr>
+        <w:t>grant us</w:t>
+      </w:r>
+      <w:r>
+        <w:rPr>
+          <w:rFonts w:ascii="Times New Roman" w:hAnsi="Times New Roman" w:cs="Times New Roman"/>
           <w:rtl/>
         </w:rPr>
         <w:t xml:space="preserve">גזונט </w:t>
       </w:r>
       <w:r>
         <w:rPr>
-          <w:rFonts w:asciiTheme="majorBidi" w:hAnsiTheme="majorBidi" w:cstheme="majorBidi"/>
+          <w:rFonts w:ascii="Times New Roman" w:hAnsi="Times New Roman" w:cs="Times New Roman"/>
         </w:rPr>
         <w:t>,</w:t>
       </w:r>
-      <w:proofErr w:type="gramEnd"/>
-      <w:r>
-        <w:rPr>
-          <w:rFonts w:asciiTheme="majorBidi" w:hAnsiTheme="majorBidi" w:cstheme="majorBidi"/>
+      <w:r>
+        <w:rPr>
+          <w:rFonts w:ascii="Times New Roman" w:hAnsi="Times New Roman" w:cs="Times New Roman"/>
         </w:rPr>
         <w:br/>
       </w:r>
       <w:r>
         <w:rPr>
-          <w:rFonts w:asciiTheme="majorBidi" w:hAnsiTheme="majorBidi" w:cstheme="majorBidi"/>
+          <w:rFonts w:ascii="Times New Roman" w:hAnsi="Times New Roman" w:cs="Times New Roman"/>
           <w:rtl/>
         </w:rPr>
         <w:t>פרנסה</w:t>
       </w:r>
       <w:r>
         <w:rPr>
-          <w:rFonts w:asciiTheme="majorBidi" w:hAnsiTheme="majorBidi" w:cstheme="majorBidi"/>
+          <w:rFonts w:ascii="Times New Roman" w:hAnsi="Times New Roman" w:cs="Times New Roman"/>
         </w:rPr>
         <w:t xml:space="preserve">, and </w:t>
       </w:r>
       <w:r>
         <w:rPr>
-          <w:rFonts w:asciiTheme="majorBidi" w:hAnsiTheme="majorBidi" w:cstheme="majorBidi"/>
+          <w:rFonts w:ascii="Times New Roman" w:hAnsi="Times New Roman" w:cs="Times New Roman"/>
           <w:rtl/>
         </w:rPr>
         <w:t>נחת</w:t>
       </w:r>
       <w:r>
         <w:rPr>
-          <w:rFonts w:asciiTheme="majorBidi" w:hAnsiTheme="majorBidi" w:cstheme="majorBidi"/>
+          <w:rFonts w:ascii="Times New Roman" w:hAnsi="Times New Roman" w:cs="Times New Roman"/>
         </w:rPr>
         <w:t>,</w:t>
       </w:r>
       <w:r>
         <w:rPr>
-          <w:rFonts w:asciiTheme="majorBidi" w:hAnsiTheme="majorBidi" w:cstheme="majorBidi"/>
+          <w:rFonts w:ascii="Times New Roman" w:hAnsi="Times New Roman" w:cs="Times New Roman"/>
         </w:rPr>
         <w:t xml:space="preserve"> and most importantly, </w:t>
       </w:r>
       <w:r>
         <w:rPr>
-          <w:rFonts w:asciiTheme="majorBidi" w:hAnsiTheme="majorBidi" w:cstheme="majorBidi"/>
+          <w:rFonts w:ascii="Times New Roman" w:hAnsi="Times New Roman" w:cs="Times New Roman"/>
           <w:rtl/>
         </w:rPr>
         <w:t>הצלחה</w:t>
       </w:r>
       <w:r>
         <w:rPr>
-          <w:rFonts w:asciiTheme="majorBidi" w:hAnsiTheme="majorBidi" w:cstheme="majorBidi"/>
+          <w:rFonts w:ascii="Times New Roman" w:hAnsi="Times New Roman" w:cs="Times New Roman"/>
         </w:rPr>
         <w:t xml:space="preserve"> in </w:t>
       </w:r>
       <w:r>
         <w:rPr>
-          <w:rFonts w:asciiTheme="majorBidi" w:hAnsiTheme="majorBidi" w:cstheme="majorBidi"/>
+          <w:rFonts w:ascii="Times New Roman" w:hAnsi="Times New Roman" w:cs="Times New Roman"/>
           <w:rtl/>
         </w:rPr>
         <w:t>עבודת הבורא</w:t>
       </w:r>
       <w:r>
         <w:rPr>
-          <w:rFonts w:asciiTheme="majorBidi" w:hAnsiTheme="majorBidi" w:cstheme="majorBidi"/>
+          <w:rFonts w:ascii="Times New Roman" w:hAnsi="Times New Roman" w:cs="Times New Roman"/>
         </w:rPr>
         <w:t xml:space="preserve">. </w:t>
       </w:r>
       <w:r>
         <w:rPr>
-          <w:rFonts w:asciiTheme="majorBidi" w:hAnsiTheme="majorBidi" w:cstheme="majorBidi"/>
+          <w:rFonts w:ascii="Times New Roman" w:hAnsi="Times New Roman" w:cs="Times New Roman"/>
         </w:rPr>
         <w:t>And a</w:t>
       </w:r>
       <w:r>
         <w:rPr>
-          <w:rFonts w:asciiTheme="majorBidi" w:hAnsiTheme="majorBidi" w:cstheme="majorBidi"/>
+          <w:rFonts w:ascii="Times New Roman" w:hAnsi="Times New Roman" w:cs="Times New Roman"/>
         </w:rPr>
         <w:t xml:space="preserve">s we look at the </w:t>
       </w:r>
       <w:r>
         <w:rPr>
-          <w:rFonts w:asciiTheme="majorBidi" w:hAnsiTheme="majorBidi" w:cstheme="majorBidi"/>
+          <w:rFonts w:ascii="Times New Roman" w:hAnsi="Times New Roman" w:cs="Times New Roman"/>
         </w:rPr>
         <w:t xml:space="preserve">wonderful </w:t>
       </w:r>
       <w:r>
         <w:rPr>
-          <w:rFonts w:asciiTheme="majorBidi" w:hAnsiTheme="majorBidi" w:cstheme="majorBidi"/>
+          <w:rFonts w:ascii="Times New Roman" w:hAnsi="Times New Roman" w:cs="Times New Roman"/>
         </w:rPr>
         <w:t xml:space="preserve">light of the </w:t>
       </w:r>
       <w:r>
         <w:rPr>
-          <w:rFonts w:asciiTheme="majorBidi" w:hAnsiTheme="majorBidi" w:cstheme="majorBidi"/>
+          <w:rFonts w:ascii="Times New Roman" w:hAnsi="Times New Roman" w:cs="Times New Roman"/>
           <w:rtl/>
         </w:rPr>
         <w:t>מנורה</w:t>
       </w:r>
       <w:r>
         <w:rPr>
-          <w:rFonts w:asciiTheme="majorBidi" w:hAnsiTheme="majorBidi" w:cstheme="majorBidi"/>
+          <w:rFonts w:ascii="Times New Roman" w:hAnsi="Times New Roman" w:cs="Times New Roman"/>
         </w:rPr>
         <w:t xml:space="preserve">, let us </w:t>
       </w:r>
       <w:r>
         <w:rPr>
-          <w:rFonts w:asciiTheme="majorBidi" w:hAnsiTheme="majorBidi" w:cstheme="majorBidi"/>
-        </w:rPr>
-        <w:t>try to imagine - We can't see it -</w:t>
-      </w:r>
-      <w:r>
-        <w:rPr>
-          <w:rFonts w:asciiTheme="majorBidi" w:hAnsiTheme="majorBidi" w:cstheme="majorBidi"/>
+          <w:rFonts w:ascii="Times New Roman" w:hAnsi="Times New Roman" w:cs="Times New Roman"/>
+        </w:rPr>
+        <w:t>try to imagine - We can</w:t>
+      </w:r>
+      <w:r>
+        <w:rPr>
+          <w:rFonts w:ascii="Times New Roman" w:hAnsi="Times New Roman" w:cs="Times New Roman"/>
+        </w:rPr>
+        <w:t>’</w:t>
+      </w:r>
+      <w:r>
+        <w:rPr>
+          <w:rFonts w:ascii="Times New Roman" w:hAnsi="Times New Roman" w:cs="Times New Roman"/>
+        </w:rPr>
+        <w:t>t see it -</w:t>
+      </w:r>
+      <w:r>
+        <w:rPr>
+          <w:rFonts w:ascii="Times New Roman" w:hAnsi="Times New Roman" w:cs="Times New Roman"/>
         </w:rPr>
         <w:t xml:space="preserve"> the </w:t>
       </w:r>
       <w:r>
         <w:rPr>
-          <w:rFonts w:asciiTheme="majorBidi" w:hAnsiTheme="majorBidi" w:cstheme="majorBidi"/>
+          <w:rFonts w:ascii="Times New Roman" w:hAnsi="Times New Roman" w:cs="Times New Roman"/>
           <w:rtl/>
         </w:rPr>
         <w:t>אור הגנוז</w:t>
       </w:r>
       <w:r>
         <w:rPr>
-          <w:rFonts w:asciiTheme="majorBidi" w:hAnsiTheme="majorBidi" w:cstheme="majorBidi"/>
+          <w:rFonts w:ascii="Times New Roman" w:hAnsi="Times New Roman" w:cs="Times New Roman"/>
         </w:rPr>
         <w:t xml:space="preserve">. </w:t>
       </w:r>
       <w:r>
         <w:rPr>
-          <w:rFonts w:asciiTheme="majorBidi" w:hAnsiTheme="majorBidi" w:cstheme="majorBidi"/>
-        </w:rPr>
-        <w:t>We little people can't see it,</w:t>
-      </w:r>
-      <w:r>
-        <w:rPr>
-          <w:rFonts w:asciiTheme="majorBidi" w:hAnsiTheme="majorBidi" w:cstheme="majorBidi"/>
+          <w:rFonts w:ascii="Times New Roman" w:hAnsi="Times New Roman" w:cs="Times New Roman"/>
+        </w:rPr>
+        <w:t>We little people can</w:t>
+      </w:r>
+      <w:r>
+        <w:rPr>
+          <w:rFonts w:ascii="Times New Roman" w:hAnsi="Times New Roman" w:cs="Times New Roman"/>
+        </w:rPr>
+        <w:t>’</w:t>
+      </w:r>
+      <w:r>
+        <w:rPr>
+          <w:rFonts w:ascii="Times New Roman" w:hAnsi="Times New Roman" w:cs="Times New Roman"/>
+        </w:rPr>
+        <w:t>t see it,</w:t>
+      </w:r>
+      <w:r>
+        <w:rPr>
+          <w:rFonts w:ascii="Times New Roman" w:hAnsi="Times New Roman" w:cs="Times New Roman"/>
         </w:rPr>
         <w:t xml:space="preserve"> </w:t>
       </w:r>
       <w:r>
         <w:rPr>
-          <w:rFonts w:asciiTheme="majorBidi" w:hAnsiTheme="majorBidi" w:cstheme="majorBidi"/>
-        </w:rPr>
-        <w:t>but it’s</w:t>
-      </w:r>
-      <w:r>
-        <w:rPr>
-          <w:rFonts w:asciiTheme="majorBidi" w:hAnsiTheme="majorBidi" w:cstheme="majorBidi"/>
+          <w:rFonts w:ascii="Times New Roman" w:hAnsi="Times New Roman" w:cs="Times New Roman"/>
+        </w:rPr>
+        <w:t>but it</w:t>
+      </w:r>
+      <w:r>
+        <w:rPr>
+          <w:rFonts w:ascii="Times New Roman" w:hAnsi="Times New Roman" w:cs="Times New Roman"/>
+        </w:rPr>
+        <w:t>’</w:t>
+      </w:r>
+      <w:r>
+        <w:rPr>
+          <w:rFonts w:ascii="Times New Roman" w:hAnsi="Times New Roman" w:cs="Times New Roman"/>
+        </w:rPr>
+        <w:t>s</w:t>
+      </w:r>
+      <w:r>
+        <w:rPr>
+          <w:rFonts w:ascii="Times New Roman" w:hAnsi="Times New Roman" w:cs="Times New Roman"/>
         </w:rPr>
         <w:t xml:space="preserve"> there. If we focus on the light of </w:t>
       </w:r>
       <w:r>
         <w:rPr>
-          <w:rFonts w:asciiTheme="majorBidi" w:hAnsiTheme="majorBidi" w:cstheme="majorBidi"/>
+          <w:rFonts w:ascii="Times New Roman" w:hAnsi="Times New Roman" w:cs="Times New Roman"/>
           <w:rtl/>
         </w:rPr>
         <w:t>חנוכה</w:t>
       </w:r>
       <w:r>
         <w:rPr>
-          <w:rFonts w:asciiTheme="majorBidi" w:hAnsiTheme="majorBidi" w:cstheme="majorBidi"/>
+          <w:rFonts w:ascii="Times New Roman" w:hAnsi="Times New Roman" w:cs="Times New Roman"/>
         </w:rPr>
         <w:t xml:space="preserve">, it can penetrate deep into our </w:t>
       </w:r>
       <w:r>
         <w:rPr>
-          <w:rFonts w:asciiTheme="majorBidi" w:hAnsiTheme="majorBidi" w:cstheme="majorBidi"/>
+          <w:rFonts w:ascii="Times New Roman" w:hAnsi="Times New Roman" w:cs="Times New Roman"/>
           <w:rtl/>
         </w:rPr>
         <w:t>נשמות</w:t>
       </w:r>
       <w:r>
         <w:rPr>
-          <w:rFonts w:asciiTheme="majorBidi" w:hAnsiTheme="majorBidi" w:cstheme="majorBidi"/>
+          <w:rFonts w:ascii="Times New Roman" w:hAnsi="Times New Roman" w:cs="Times New Roman"/>
         </w:rPr>
         <w:t xml:space="preserve">, </w:t>
       </w:r>
       <w:r>
         <w:rPr>
-          <w:rFonts w:asciiTheme="majorBidi" w:hAnsiTheme="majorBidi" w:cstheme="majorBidi"/>
+          <w:rFonts w:ascii="Times New Roman" w:hAnsi="Times New Roman" w:cs="Times New Roman"/>
         </w:rPr>
         <w:t xml:space="preserve">and give us a tremendous </w:t>
       </w:r>
       <w:r>
         <w:rPr>
-          <w:rFonts w:asciiTheme="majorBidi" w:hAnsiTheme="majorBidi" w:cstheme="majorBidi"/>
+          <w:rFonts w:ascii="Times New Roman" w:hAnsi="Times New Roman" w:cs="Times New Roman"/>
           <w:rtl/>
         </w:rPr>
         <w:t>ישועה</w:t>
       </w:r>
       <w:r>
         <w:rPr>
-          <w:rFonts w:asciiTheme="majorBidi" w:hAnsiTheme="majorBidi" w:cstheme="majorBidi"/>
+          <w:rFonts w:ascii="Times New Roman" w:hAnsi="Times New Roman" w:cs="Times New Roman"/>
         </w:rPr>
         <w:t xml:space="preserve"> and tremendous </w:t>
       </w:r>
       <w:r>
         <w:rPr>
-          <w:rFonts w:asciiTheme="majorBidi" w:hAnsiTheme="majorBidi" w:cstheme="majorBidi"/>
+          <w:rFonts w:ascii="Times New Roman" w:hAnsi="Times New Roman" w:cs="Times New Roman"/>
           <w:rtl/>
         </w:rPr>
         <w:t>עליה</w:t>
       </w:r>
       <w:r>
         <w:rPr>
-          <w:rFonts w:asciiTheme="majorBidi" w:hAnsiTheme="majorBidi" w:cstheme="majorBidi"/>
+          <w:rFonts w:ascii="Times New Roman" w:hAnsi="Times New Roman" w:cs="Times New Roman"/>
         </w:rPr>
         <w:t>.</w:t>
       </w:r>

--- a/Files/06 - Yom Tov/15 - Chanukah/5785/Chanukah 5785.docx
+++ b/Files/06 - Yom Tov/15 - Chanukah/5785/Chanukah 5785.docx
@@ -119,7 +119,7 @@
         <w:rPr>
           <w:rFonts w:ascii="Times New Roman" w:hAnsi="Times New Roman" w:cs="Times New Roman"/>
         </w:rPr>
-        <w:t xml:space="preserve">, one that many of us cherish from childhood. The following is an idea found in “A Short Vort.”: The </w:t>
+        <w:t xml:space="preserve">, one that many of us cherish from childhood. The following is an idea found in “A Short Vort”: The </w:t>
       </w:r>
       <w:r>
         <w:rPr>

--- a/Files/06 - Yom Tov/15 - Chanukah/5785/Chanukah 5785.docx
+++ b/Files/06 - Yom Tov/15 - Chanukah/5785/Chanukah 5785.docx
@@ -204,7 +204,7 @@
           <w:rFonts w:ascii="Times New Roman" w:hAnsi="Times New Roman" w:cs="Times New Roman"/>
           <w:rtl/>
         </w:rPr>
-        <w:t>ש"ס</w:t>
+        <w:t>ש״ס</w:t>
       </w:r>
       <w:r>
         <w:rPr>
@@ -780,7 +780,7 @@
         <w:rPr>
           <w:rFonts w:ascii="Times New Roman" w:hAnsi="Times New Roman" w:cs="Times New Roman"/>
         </w:rPr>
-        <w:t>grant us</w:t>
+        <w:t xml:space="preserve">grant us </w:t>
       </w:r>
       <w:r>
         <w:rPr>
